--- a/Bai 1.docx
+++ b/Bai 1.docx
@@ -4,11 +4,25 @@
   <w:body>
     <w:p>
       <w:r>
-        <w:t>Bài 1:</w:t>
+        <w:t>Bài 1</w:t>
+      </w:r>
+      <w:r>
+        <w:t>.1</w:t>
+      </w:r>
+      <w:r>
+        <w:t>:</w:t>
       </w:r>
     </w:p>
     <w:p>
       <w:r>
+        <w:t>Cấu trúc Project</w:t>
+      </w:r>
+    </w:p>
+    <w:p>
+      <w:r>
+        <w:rPr>
+          <w:noProof/>
+        </w:rPr>
         <w:drawing>
           <wp:inline distT="0" distB="0" distL="0" distR="0" wp14:anchorId="65F450C2" wp14:editId="68CB2167">
             <wp:extent cx="3572374" cy="2572109"/>
@@ -48,6 +62,14 @@
     </w:p>
     <w:p>
       <w:r>
+        <w:t>Kết quả :</w:t>
+      </w:r>
+    </w:p>
+    <w:p>
+      <w:r>
+        <w:rPr>
+          <w:noProof/>
+        </w:rPr>
         <w:drawing>
           <wp:inline distT="0" distB="0" distL="0" distR="0" wp14:anchorId="03AB06F5" wp14:editId="134C0E06">
             <wp:extent cx="5972175" cy="2012950"/>
@@ -85,6 +107,1050 @@
         </w:drawing>
       </w:r>
     </w:p>
+    <w:p>
+      <w:r>
+        <w:rPr>
+          <w:noProof/>
+        </w:rPr>
+        <w:lastRenderedPageBreak/>
+        <w:drawing>
+          <wp:inline distT="0" distB="0" distL="0" distR="0" wp14:anchorId="0A3F0C10" wp14:editId="7D143A81">
+            <wp:extent cx="5972175" cy="3721100"/>
+            <wp:effectExtent l="0" t="0" r="9525" b="0"/>
+            <wp:docPr id="6" name="Picture 6"/>
+            <wp:cNvGraphicFramePr>
+              <a:graphicFrameLocks xmlns:a="http://schemas.openxmlformats.org/drawingml/2006/main" noChangeAspect="1"/>
+            </wp:cNvGraphicFramePr>
+            <a:graphic xmlns:a="http://schemas.openxmlformats.org/drawingml/2006/main">
+              <a:graphicData uri="http://schemas.openxmlformats.org/drawingml/2006/picture">
+                <pic:pic xmlns:pic="http://schemas.openxmlformats.org/drawingml/2006/picture">
+                  <pic:nvPicPr>
+                    <pic:cNvPr id="1" name=""/>
+                    <pic:cNvPicPr/>
+                  </pic:nvPicPr>
+                  <pic:blipFill>
+                    <a:blip r:embed="rId6"/>
+                    <a:stretch>
+                      <a:fillRect/>
+                    </a:stretch>
+                  </pic:blipFill>
+                  <pic:spPr>
+                    <a:xfrm>
+                      <a:off x="0" y="0"/>
+                      <a:ext cx="5972175" cy="3721100"/>
+                    </a:xfrm>
+                    <a:prstGeom prst="rect">
+                      <a:avLst/>
+                    </a:prstGeom>
+                  </pic:spPr>
+                </pic:pic>
+              </a:graphicData>
+            </a:graphic>
+          </wp:inline>
+        </w:drawing>
+      </w:r>
+    </w:p>
+    <w:p>
+      <w:r>
+        <w:t>Bài 1.2:</w:t>
+      </w:r>
+    </w:p>
+    <w:p>
+      <w:r>
+        <w:rPr>
+          <w:noProof/>
+        </w:rPr>
+        <w:drawing>
+          <wp:inline distT="0" distB="0" distL="0" distR="0" wp14:anchorId="571F02AE" wp14:editId="5BB6B2F6">
+            <wp:extent cx="3134162" cy="3010320"/>
+            <wp:effectExtent l="0" t="0" r="9525" b="0"/>
+            <wp:docPr id="3" name="Picture 3"/>
+            <wp:cNvGraphicFramePr>
+              <a:graphicFrameLocks xmlns:a="http://schemas.openxmlformats.org/drawingml/2006/main" noChangeAspect="1"/>
+            </wp:cNvGraphicFramePr>
+            <a:graphic xmlns:a="http://schemas.openxmlformats.org/drawingml/2006/main">
+              <a:graphicData uri="http://schemas.openxmlformats.org/drawingml/2006/picture">
+                <pic:pic xmlns:pic="http://schemas.openxmlformats.org/drawingml/2006/picture">
+                  <pic:nvPicPr>
+                    <pic:cNvPr id="1" name=""/>
+                    <pic:cNvPicPr/>
+                  </pic:nvPicPr>
+                  <pic:blipFill>
+                    <a:blip r:embed="rId7"/>
+                    <a:stretch>
+                      <a:fillRect/>
+                    </a:stretch>
+                  </pic:blipFill>
+                  <pic:spPr>
+                    <a:xfrm>
+                      <a:off x="0" y="0"/>
+                      <a:ext cx="3134162" cy="3010320"/>
+                    </a:xfrm>
+                    <a:prstGeom prst="rect">
+                      <a:avLst/>
+                    </a:prstGeom>
+                  </pic:spPr>
+                </pic:pic>
+              </a:graphicData>
+            </a:graphic>
+          </wp:inline>
+        </w:drawing>
+      </w:r>
+    </w:p>
+    <w:p>
+      <w:r>
+        <w:t>Kết quả chạy Test</w:t>
+      </w:r>
+    </w:p>
+    <w:p>
+      <w:r>
+        <w:lastRenderedPageBreak/>
+        <w:drawing>
+          <wp:inline distT="0" distB="0" distL="0" distR="0" wp14:anchorId="51B145DA" wp14:editId="2A3F625E">
+            <wp:extent cx="5972175" cy="2015490"/>
+            <wp:effectExtent l="0" t="0" r="9525" b="3810"/>
+            <wp:docPr id="7" name="Picture 7"/>
+            <wp:cNvGraphicFramePr>
+              <a:graphicFrameLocks xmlns:a="http://schemas.openxmlformats.org/drawingml/2006/main" noChangeAspect="1"/>
+            </wp:cNvGraphicFramePr>
+            <a:graphic xmlns:a="http://schemas.openxmlformats.org/drawingml/2006/main">
+              <a:graphicData uri="http://schemas.openxmlformats.org/drawingml/2006/picture">
+                <pic:pic xmlns:pic="http://schemas.openxmlformats.org/drawingml/2006/picture">
+                  <pic:nvPicPr>
+                    <pic:cNvPr id="1" name=""/>
+                    <pic:cNvPicPr/>
+                  </pic:nvPicPr>
+                  <pic:blipFill>
+                    <a:blip r:embed="rId8"/>
+                    <a:stretch>
+                      <a:fillRect/>
+                    </a:stretch>
+                  </pic:blipFill>
+                  <pic:spPr>
+                    <a:xfrm>
+                      <a:off x="0" y="0"/>
+                      <a:ext cx="5972175" cy="2015490"/>
+                    </a:xfrm>
+                    <a:prstGeom prst="rect">
+                      <a:avLst/>
+                    </a:prstGeom>
+                  </pic:spPr>
+                </pic:pic>
+              </a:graphicData>
+            </a:graphic>
+          </wp:inline>
+        </w:drawing>
+      </w:r>
+    </w:p>
+    <w:p/>
+    <w:tbl>
+      <w:tblPr>
+        <w:tblStyle w:val="TableGrid"/>
+        <w:tblW w:w="0" w:type="auto"/>
+        <w:tblLook w:val="04A0" w:firstRow="1" w:lastRow="0" w:firstColumn="1" w:lastColumn="0" w:noHBand="0" w:noVBand="1"/>
+      </w:tblPr>
+      <w:tblGrid>
+        <w:gridCol w:w="607"/>
+        <w:gridCol w:w="1132"/>
+        <w:gridCol w:w="2665"/>
+        <w:gridCol w:w="1721"/>
+        <w:gridCol w:w="1589"/>
+        <w:gridCol w:w="841"/>
+        <w:gridCol w:w="840"/>
+      </w:tblGrid>
+      <w:tr>
+        <w:trPr>
+          <w:trHeight w:val="576"/>
+        </w:trPr>
+        <w:tc>
+          <w:tcPr>
+            <w:tcW w:w="347" w:type="dxa"/>
+            <w:hideMark/>
+          </w:tcPr>
+          <w:p>
+            <w:pPr>
+              <w:rPr>
+                <w:b/>
+                <w:bCs/>
+              </w:rPr>
+            </w:pPr>
+            <w:r>
+              <w:rPr>
+                <w:b/>
+                <w:bCs/>
+              </w:rPr>
+              <w:t>STT</w:t>
+            </w:r>
+          </w:p>
+        </w:tc>
+        <w:tc>
+          <w:tcPr>
+            <w:tcW w:w="867" w:type="dxa"/>
+            <w:hideMark/>
+          </w:tcPr>
+          <w:p>
+            <w:pPr>
+              <w:rPr>
+                <w:b/>
+                <w:bCs/>
+              </w:rPr>
+            </w:pPr>
+            <w:r>
+              <w:rPr>
+                <w:b/>
+                <w:bCs/>
+              </w:rPr>
+              <w:t>Test Class</w:t>
+            </w:r>
+          </w:p>
+        </w:tc>
+        <w:tc>
+          <w:tcPr>
+            <w:tcW w:w="2297" w:type="dxa"/>
+            <w:hideMark/>
+          </w:tcPr>
+          <w:p>
+            <w:pPr>
+              <w:rPr>
+                <w:b/>
+                <w:bCs/>
+              </w:rPr>
+            </w:pPr>
+            <w:r>
+              <w:rPr>
+                <w:b/>
+                <w:bCs/>
+              </w:rPr>
+              <w:t>Test Case</w:t>
+            </w:r>
+          </w:p>
+        </w:tc>
+        <w:tc>
+          <w:tcPr>
+            <w:tcW w:w="1475" w:type="dxa"/>
+            <w:hideMark/>
+          </w:tcPr>
+          <w:p>
+            <w:pPr>
+              <w:rPr>
+                <w:b/>
+                <w:bCs/>
+              </w:rPr>
+            </w:pPr>
+            <w:r>
+              <w:rPr>
+                <w:b/>
+                <w:bCs/>
+              </w:rPr>
+              <w:t>Mô tả</w:t>
+            </w:r>
+          </w:p>
+        </w:tc>
+        <w:tc>
+          <w:tcPr>
+            <w:tcW w:w="1296" w:type="dxa"/>
+            <w:hideMark/>
+          </w:tcPr>
+          <w:p>
+            <w:pPr>
+              <w:rPr>
+                <w:b/>
+                <w:bCs/>
+              </w:rPr>
+            </w:pPr>
+            <w:r>
+              <w:rPr>
+                <w:b/>
+                <w:bCs/>
+              </w:rPr>
+              <w:t>Kết quả mong đợi</w:t>
+            </w:r>
+          </w:p>
+        </w:tc>
+        <w:tc>
+          <w:tcPr>
+            <w:tcW w:w="632" w:type="dxa"/>
+            <w:hideMark/>
+          </w:tcPr>
+          <w:p>
+            <w:pPr>
+              <w:rPr>
+                <w:b/>
+                <w:bCs/>
+              </w:rPr>
+            </w:pPr>
+            <w:r>
+              <w:rPr>
+                <w:b/>
+                <w:bCs/>
+              </w:rPr>
+              <w:t>Kết quả thực tế</w:t>
+            </w:r>
+          </w:p>
+        </w:tc>
+        <w:tc>
+          <w:tcPr>
+            <w:tcW w:w="616" w:type="dxa"/>
+            <w:hideMark/>
+          </w:tcPr>
+          <w:p>
+            <w:pPr>
+              <w:rPr>
+                <w:b/>
+                <w:bCs/>
+              </w:rPr>
+            </w:pPr>
+            <w:r>
+              <w:rPr>
+                <w:b/>
+                <w:bCs/>
+              </w:rPr>
+              <w:t>Status</w:t>
+            </w:r>
+          </w:p>
+        </w:tc>
+      </w:tr>
+      <w:tr>
+        <w:trPr>
+          <w:trHeight w:val="864"/>
+        </w:trPr>
+        <w:tc>
+          <w:tcPr>
+            <w:tcW w:w="347" w:type="dxa"/>
+            <w:hideMark/>
+          </w:tcPr>
+          <w:p>
+            <w:r>
+              <w:t>1</w:t>
+            </w:r>
+          </w:p>
+        </w:tc>
+        <w:tc>
+          <w:tcPr>
+            <w:tcW w:w="867" w:type="dxa"/>
+            <w:hideMark/>
+          </w:tcPr>
+          <w:p>
+            <w:r>
+              <w:t>TitleTest</w:t>
+            </w:r>
+          </w:p>
+        </w:tc>
+        <w:tc>
+          <w:tcPr>
+            <w:tcW w:w="2297" w:type="dxa"/>
+            <w:hideMark/>
+          </w:tcPr>
+          <w:p>
+            <w:r>
+              <w:t>testTitle</w:t>
+            </w:r>
+          </w:p>
+        </w:tc>
+        <w:tc>
+          <w:tcPr>
+            <w:tcW w:w="1475" w:type="dxa"/>
+            <w:hideMark/>
+          </w:tcPr>
+          <w:p>
+            <w:r>
+              <w:t>Kiểm tra tiêu đề trang chủ</w:t>
+            </w:r>
+          </w:p>
+        </w:tc>
+        <w:tc>
+          <w:tcPr>
+            <w:tcW w:w="1296" w:type="dxa"/>
+            <w:hideMark/>
+          </w:tcPr>
+          <w:p>
+            <w:r>
+              <w:t>Title = "Swag Labs"</w:t>
+            </w:r>
+          </w:p>
+        </w:tc>
+        <w:tc>
+          <w:tcPr>
+            <w:tcW w:w="632" w:type="dxa"/>
+            <w:hideMark/>
+          </w:tcPr>
+          <w:p>
+            <w:r>
+              <w:t>Tiêu đề hiển thị đúng</w:t>
+            </w:r>
+          </w:p>
+        </w:tc>
+        <w:tc>
+          <w:tcPr>
+            <w:tcW w:w="616" w:type="dxa"/>
+            <w:hideMark/>
+          </w:tcPr>
+          <w:p>
+            <w:r>
+              <w:t>PASS</w:t>
+            </w:r>
+          </w:p>
+        </w:tc>
+      </w:tr>
+      <w:tr>
+        <w:trPr>
+          <w:trHeight w:val="864"/>
+        </w:trPr>
+        <w:tc>
+          <w:tcPr>
+            <w:tcW w:w="347" w:type="dxa"/>
+            <w:hideMark/>
+          </w:tcPr>
+          <w:p>
+            <w:r>
+              <w:t>2</w:t>
+            </w:r>
+          </w:p>
+        </w:tc>
+        <w:tc>
+          <w:tcPr>
+            <w:tcW w:w="867" w:type="dxa"/>
+            <w:hideMark/>
+          </w:tcPr>
+          <w:p>
+            <w:r>
+              <w:t>TitleTest</w:t>
+            </w:r>
+          </w:p>
+        </w:tc>
+        <w:tc>
+          <w:tcPr>
+            <w:tcW w:w="2297" w:type="dxa"/>
+            <w:hideMark/>
+          </w:tcPr>
+          <w:p>
+            <w:r>
+              <w:t>testURL</w:t>
+            </w:r>
+          </w:p>
+        </w:tc>
+        <w:tc>
+          <w:tcPr>
+            <w:tcW w:w="1475" w:type="dxa"/>
+            <w:hideMark/>
+          </w:tcPr>
+          <w:p>
+            <w:r>
+              <w:t>Kiểm tra URL trang chủ</w:t>
+            </w:r>
+          </w:p>
+        </w:tc>
+        <w:tc>
+          <w:tcPr>
+            <w:tcW w:w="1296" w:type="dxa"/>
+            <w:hideMark/>
+          </w:tcPr>
+          <w:p>
+            <w:r>
+              <w:t>URL chứa "saucedemo"</w:t>
+            </w:r>
+          </w:p>
+        </w:tc>
+        <w:tc>
+          <w:tcPr>
+            <w:tcW w:w="632" w:type="dxa"/>
+            <w:hideMark/>
+          </w:tcPr>
+          <w:p>
+            <w:r>
+              <w:t>URL hợp lệ</w:t>
+            </w:r>
+          </w:p>
+        </w:tc>
+        <w:tc>
+          <w:tcPr>
+            <w:tcW w:w="616" w:type="dxa"/>
+            <w:hideMark/>
+          </w:tcPr>
+          <w:p>
+            <w:r>
+              <w:t>PASS</w:t>
+            </w:r>
+          </w:p>
+        </w:tc>
+      </w:tr>
+      <w:tr>
+        <w:trPr>
+          <w:trHeight w:val="1440"/>
+        </w:trPr>
+        <w:tc>
+          <w:tcPr>
+            <w:tcW w:w="347" w:type="dxa"/>
+            <w:hideMark/>
+          </w:tcPr>
+          <w:p>
+            <w:r>
+              <w:t>3</w:t>
+            </w:r>
+          </w:p>
+        </w:tc>
+        <w:tc>
+          <w:tcPr>
+            <w:tcW w:w="867" w:type="dxa"/>
+            <w:hideMark/>
+          </w:tcPr>
+          <w:p>
+            <w:r>
+              <w:t>TitleTest</w:t>
+            </w:r>
+          </w:p>
+        </w:tc>
+        <w:tc>
+          <w:tcPr>
+            <w:tcW w:w="2297" w:type="dxa"/>
+            <w:hideMark/>
+          </w:tcPr>
+          <w:p>
+            <w:r>
+              <w:t>testPageSource</w:t>
+            </w:r>
+          </w:p>
+        </w:tc>
+        <w:tc>
+          <w:tcPr>
+            <w:tcW w:w="1475" w:type="dxa"/>
+            <w:hideMark/>
+          </w:tcPr>
+          <w:p>
+            <w:r>
+              <w:t>Kiểm tra nội dung page source</w:t>
+            </w:r>
+          </w:p>
+        </w:tc>
+        <w:tc>
+          <w:tcPr>
+            <w:tcW w:w="1296" w:type="dxa"/>
+            <w:hideMark/>
+          </w:tcPr>
+          <w:p>
+            <w:r>
+              <w:t>Page source chứa "Swag Labs"</w:t>
+            </w:r>
+          </w:p>
+        </w:tc>
+        <w:tc>
+          <w:tcPr>
+            <w:tcW w:w="632" w:type="dxa"/>
+            <w:hideMark/>
+          </w:tcPr>
+          <w:p>
+            <w:r>
+              <w:t>Page source đúng</w:t>
+            </w:r>
+          </w:p>
+        </w:tc>
+        <w:tc>
+          <w:tcPr>
+            <w:tcW w:w="616" w:type="dxa"/>
+            <w:hideMark/>
+          </w:tcPr>
+          <w:p>
+            <w:r>
+              <w:t>PASS</w:t>
+            </w:r>
+          </w:p>
+        </w:tc>
+      </w:tr>
+      <w:tr>
+        <w:trPr>
+          <w:trHeight w:val="1440"/>
+        </w:trPr>
+        <w:tc>
+          <w:tcPr>
+            <w:tcW w:w="347" w:type="dxa"/>
+            <w:hideMark/>
+          </w:tcPr>
+          <w:p>
+            <w:r>
+              <w:t>4</w:t>
+            </w:r>
+          </w:p>
+        </w:tc>
+        <w:tc>
+          <w:tcPr>
+            <w:tcW w:w="867" w:type="dxa"/>
+            <w:hideMark/>
+          </w:tcPr>
+          <w:p>
+            <w:r>
+              <w:t>TitleTest</w:t>
+            </w:r>
+          </w:p>
+        </w:tc>
+        <w:tc>
+          <w:tcPr>
+            <w:tcW w:w="2297" w:type="dxa"/>
+            <w:hideMark/>
+          </w:tcPr>
+          <w:p>
+            <w:r>
+              <w:t>testLoginForm</w:t>
+            </w:r>
+          </w:p>
+        </w:tc>
+        <w:tc>
+          <w:tcPr>
+            <w:tcW w:w="1475" w:type="dxa"/>
+            <w:hideMark/>
+          </w:tcPr>
+          <w:p>
+            <w:r>
+              <w:t>Kiểm tra form đăng nhập hiển thị</w:t>
+            </w:r>
+          </w:p>
+        </w:tc>
+        <w:tc>
+          <w:tcPr>
+            <w:tcW w:w="1296" w:type="dxa"/>
+            <w:hideMark/>
+          </w:tcPr>
+          <w:p>
+            <w:r>
+              <w:t>Form login hiển thị đầy đủ</w:t>
+            </w:r>
+          </w:p>
+        </w:tc>
+        <w:tc>
+          <w:tcPr>
+            <w:tcW w:w="632" w:type="dxa"/>
+            <w:hideMark/>
+          </w:tcPr>
+          <w:p>
+            <w:r>
+              <w:t>Form hiển thị đúng</w:t>
+            </w:r>
+          </w:p>
+        </w:tc>
+        <w:tc>
+          <w:tcPr>
+            <w:tcW w:w="616" w:type="dxa"/>
+            <w:hideMark/>
+          </w:tcPr>
+          <w:p>
+            <w:r>
+              <w:t>PASS</w:t>
+            </w:r>
+          </w:p>
+        </w:tc>
+      </w:tr>
+      <w:tr>
+        <w:trPr>
+          <w:trHeight w:val="1440"/>
+        </w:trPr>
+        <w:tc>
+          <w:tcPr>
+            <w:tcW w:w="347" w:type="dxa"/>
+            <w:hideMark/>
+          </w:tcPr>
+          <w:p>
+            <w:r>
+              <w:t>5</w:t>
+            </w:r>
+          </w:p>
+        </w:tc>
+        <w:tc>
+          <w:tcPr>
+            <w:tcW w:w="867" w:type="dxa"/>
+            <w:hideMark/>
+          </w:tcPr>
+          <w:p>
+            <w:r>
+              <w:t>LoginTest</w:t>
+            </w:r>
+          </w:p>
+        </w:tc>
+        <w:tc>
+          <w:tcPr>
+            <w:tcW w:w="2297" w:type="dxa"/>
+            <w:hideMark/>
+          </w:tcPr>
+          <w:p>
+            <w:r>
+              <w:t>testLoginSuccess</w:t>
+            </w:r>
+          </w:p>
+        </w:tc>
+        <w:tc>
+          <w:tcPr>
+            <w:tcW w:w="1475" w:type="dxa"/>
+            <w:hideMark/>
+          </w:tcPr>
+          <w:p>
+            <w:r>
+              <w:t>Đăng nhập với tài khoản hợp lệ</w:t>
+            </w:r>
+          </w:p>
+        </w:tc>
+        <w:tc>
+          <w:tcPr>
+            <w:tcW w:w="1296" w:type="dxa"/>
+            <w:hideMark/>
+          </w:tcPr>
+          <w:p>
+            <w:r>
+              <w:t>Chuyển sang trang inventory.html</w:t>
+            </w:r>
+          </w:p>
+        </w:tc>
+        <w:tc>
+          <w:tcPr>
+            <w:tcW w:w="632" w:type="dxa"/>
+            <w:hideMark/>
+          </w:tcPr>
+          <w:p>
+            <w:r>
+              <w:t>Đăng nhập thành công</w:t>
+            </w:r>
+          </w:p>
+        </w:tc>
+        <w:tc>
+          <w:tcPr>
+            <w:tcW w:w="616" w:type="dxa"/>
+            <w:hideMark/>
+          </w:tcPr>
+          <w:p>
+            <w:r>
+              <w:t>PASS</w:t>
+            </w:r>
+          </w:p>
+        </w:tc>
+      </w:tr>
+      <w:tr>
+        <w:trPr>
+          <w:trHeight w:val="864"/>
+        </w:trPr>
+        <w:tc>
+          <w:tcPr>
+            <w:tcW w:w="347" w:type="dxa"/>
+            <w:hideMark/>
+          </w:tcPr>
+          <w:p>
+            <w:r>
+              <w:t>6</w:t>
+            </w:r>
+          </w:p>
+        </w:tc>
+        <w:tc>
+          <w:tcPr>
+            <w:tcW w:w="867" w:type="dxa"/>
+            <w:hideMark/>
+          </w:tcPr>
+          <w:p>
+            <w:r>
+              <w:t>LoginTest</w:t>
+            </w:r>
+          </w:p>
+        </w:tc>
+        <w:tc>
+          <w:tcPr>
+            <w:tcW w:w="2297" w:type="dxa"/>
+            <w:hideMark/>
+          </w:tcPr>
+          <w:p>
+            <w:r>
+              <w:t>testLoginWrongPassword</w:t>
+            </w:r>
+          </w:p>
+        </w:tc>
+        <w:tc>
+          <w:tcPr>
+            <w:tcW w:w="1475" w:type="dxa"/>
+            <w:hideMark/>
+          </w:tcPr>
+          <w:p>
+            <w:r>
+              <w:t>Nhập sai mật khẩu</w:t>
+            </w:r>
+          </w:p>
+        </w:tc>
+        <w:tc>
+          <w:tcPr>
+            <w:tcW w:w="1296" w:type="dxa"/>
+            <w:hideMark/>
+          </w:tcPr>
+          <w:p>
+            <w:r>
+              <w:t>Hiển thị thông báo lỗi</w:t>
+            </w:r>
+          </w:p>
+        </w:tc>
+        <w:tc>
+          <w:tcPr>
+            <w:tcW w:w="632" w:type="dxa"/>
+            <w:hideMark/>
+          </w:tcPr>
+          <w:p>
+            <w:r>
+              <w:t>Thông báo lỗi hiển thị</w:t>
+            </w:r>
+          </w:p>
+        </w:tc>
+        <w:tc>
+          <w:tcPr>
+            <w:tcW w:w="616" w:type="dxa"/>
+            <w:hideMark/>
+          </w:tcPr>
+          <w:p>
+            <w:r>
+              <w:t>PASS</w:t>
+            </w:r>
+          </w:p>
+        </w:tc>
+      </w:tr>
+      <w:tr>
+        <w:trPr>
+          <w:trHeight w:val="1152"/>
+        </w:trPr>
+        <w:tc>
+          <w:tcPr>
+            <w:tcW w:w="347" w:type="dxa"/>
+            <w:hideMark/>
+          </w:tcPr>
+          <w:p>
+            <w:r>
+              <w:lastRenderedPageBreak/>
+              <w:t>7</w:t>
+            </w:r>
+          </w:p>
+        </w:tc>
+        <w:tc>
+          <w:tcPr>
+            <w:tcW w:w="867" w:type="dxa"/>
+            <w:hideMark/>
+          </w:tcPr>
+          <w:p>
+            <w:r>
+              <w:t>LoginTest</w:t>
+            </w:r>
+          </w:p>
+        </w:tc>
+        <w:tc>
+          <w:tcPr>
+            <w:tcW w:w="2297" w:type="dxa"/>
+            <w:hideMark/>
+          </w:tcPr>
+          <w:p>
+            <w:r>
+              <w:t>testLoginEmptyUsername</w:t>
+            </w:r>
+          </w:p>
+        </w:tc>
+        <w:tc>
+          <w:tcPr>
+            <w:tcW w:w="1475" w:type="dxa"/>
+            <w:hideMark/>
+          </w:tcPr>
+          <w:p>
+            <w:r>
+              <w:t>Bỏ trống username</w:t>
+            </w:r>
+          </w:p>
+        </w:tc>
+        <w:tc>
+          <w:tcPr>
+            <w:tcW w:w="1296" w:type="dxa"/>
+            <w:hideMark/>
+          </w:tcPr>
+          <w:p>
+            <w:r>
+              <w:t>Hiển thị "Username is required"</w:t>
+            </w:r>
+          </w:p>
+        </w:tc>
+        <w:tc>
+          <w:tcPr>
+            <w:tcW w:w="632" w:type="dxa"/>
+            <w:hideMark/>
+          </w:tcPr>
+          <w:p>
+            <w:r>
+              <w:t>Thông báo hiển thị đúng</w:t>
+            </w:r>
+          </w:p>
+        </w:tc>
+        <w:tc>
+          <w:tcPr>
+            <w:tcW w:w="616" w:type="dxa"/>
+            <w:hideMark/>
+          </w:tcPr>
+          <w:p>
+            <w:r>
+              <w:t>PASS</w:t>
+            </w:r>
+          </w:p>
+        </w:tc>
+      </w:tr>
+      <w:tr>
+        <w:trPr>
+          <w:trHeight w:val="1152"/>
+        </w:trPr>
+        <w:tc>
+          <w:tcPr>
+            <w:tcW w:w="347" w:type="dxa"/>
+            <w:hideMark/>
+          </w:tcPr>
+          <w:p>
+            <w:r>
+              <w:t>8</w:t>
+            </w:r>
+          </w:p>
+        </w:tc>
+        <w:tc>
+          <w:tcPr>
+            <w:tcW w:w="867" w:type="dxa"/>
+            <w:hideMark/>
+          </w:tcPr>
+          <w:p>
+            <w:r>
+              <w:t>LoginTest</w:t>
+            </w:r>
+          </w:p>
+        </w:tc>
+        <w:tc>
+          <w:tcPr>
+            <w:tcW w:w="2297" w:type="dxa"/>
+            <w:hideMark/>
+          </w:tcPr>
+          <w:p>
+            <w:r>
+              <w:t>testLoginEmptyPassword</w:t>
+            </w:r>
+          </w:p>
+        </w:tc>
+        <w:tc>
+          <w:tcPr>
+            <w:tcW w:w="1475" w:type="dxa"/>
+            <w:hideMark/>
+          </w:tcPr>
+          <w:p>
+            <w:r>
+              <w:t>Bỏ trống password</w:t>
+            </w:r>
+          </w:p>
+        </w:tc>
+        <w:tc>
+          <w:tcPr>
+            <w:tcW w:w="1296" w:type="dxa"/>
+            <w:hideMark/>
+          </w:tcPr>
+          <w:p>
+            <w:r>
+              <w:t>Hiển thị "Password is required"</w:t>
+            </w:r>
+          </w:p>
+        </w:tc>
+        <w:tc>
+          <w:tcPr>
+            <w:tcW w:w="632" w:type="dxa"/>
+            <w:hideMark/>
+          </w:tcPr>
+          <w:p>
+            <w:r>
+              <w:t>Thông báo hiển thị đúng</w:t>
+            </w:r>
+          </w:p>
+        </w:tc>
+        <w:tc>
+          <w:tcPr>
+            <w:tcW w:w="616" w:type="dxa"/>
+            <w:hideMark/>
+          </w:tcPr>
+          <w:p>
+            <w:r>
+              <w:t>PASS</w:t>
+            </w:r>
+          </w:p>
+        </w:tc>
+      </w:tr>
+      <w:tr>
+        <w:trPr>
+          <w:trHeight w:val="1152"/>
+        </w:trPr>
+        <w:tc>
+          <w:tcPr>
+            <w:tcW w:w="347" w:type="dxa"/>
+            <w:hideMark/>
+          </w:tcPr>
+          <w:p>
+            <w:r>
+              <w:t>9</w:t>
+            </w:r>
+          </w:p>
+        </w:tc>
+        <w:tc>
+          <w:tcPr>
+            <w:tcW w:w="867" w:type="dxa"/>
+            <w:hideMark/>
+          </w:tcPr>
+          <w:p>
+            <w:r>
+              <w:t>LoginTest</w:t>
+            </w:r>
+          </w:p>
+        </w:tc>
+        <w:tc>
+          <w:tcPr>
+            <w:tcW w:w="2297" w:type="dxa"/>
+            <w:hideMark/>
+          </w:tcPr>
+          <w:p>
+            <w:r>
+              <w:t>testLoginLockedUser</w:t>
+            </w:r>
+          </w:p>
+        </w:tc>
+        <w:tc>
+          <w:tcPr>
+            <w:tcW w:w="1475" w:type="dxa"/>
+            <w:hideMark/>
+          </w:tcPr>
+          <w:p>
+            <w:r>
+              <w:t>Login với locked_out_user</w:t>
+            </w:r>
+          </w:p>
+        </w:tc>
+        <w:tc>
+          <w:tcPr>
+            <w:tcW w:w="1296" w:type="dxa"/>
+            <w:hideMark/>
+          </w:tcPr>
+          <w:p>
+            <w:r>
+              <w:t>Hiển thị thông báo tài khoản bị khóa</w:t>
+            </w:r>
+          </w:p>
+        </w:tc>
+        <w:tc>
+          <w:tcPr>
+            <w:tcW w:w="632" w:type="dxa"/>
+            <w:hideMark/>
+          </w:tcPr>
+          <w:p>
+            <w:r>
+              <w:t>Thông báo hiển thị đúng</w:t>
+            </w:r>
+          </w:p>
+        </w:tc>
+        <w:tc>
+          <w:tcPr>
+            <w:tcW w:w="616" w:type="dxa"/>
+            <w:hideMark/>
+          </w:tcPr>
+          <w:p>
+            <w:r>
+              <w:t>PASS</w:t>
+            </w:r>
+          </w:p>
+        </w:tc>
+      </w:tr>
+    </w:tbl>
+    <w:p/>
     <w:p/>
     <w:sectPr>
       <w:type w:val="continuous"/>
@@ -705,7 +1771,6 @@
   <w:style w:type="character" w:default="1" w:styleId="DefaultParagraphFont">
     <w:name w:val="Default Paragraph Font"/>
     <w:uiPriority w:val="1"/>
-    <w:semiHidden/>
     <w:unhideWhenUsed/>
   </w:style>
   <w:style w:type="table" w:default="1" w:styleId="TableNormal">
@@ -1019,6 +2084,25 @@
       <w:color w:val="0F4761" w:themeColor="accent1" w:themeShade="BF"/>
       <w:spacing w:val="5"/>
     </w:rPr>
+  </w:style>
+  <w:style w:type="table" w:styleId="TableGrid">
+    <w:name w:val="Table Grid"/>
+    <w:basedOn w:val="TableNormal"/>
+    <w:uiPriority w:val="39"/>
+    <w:rsid w:val="00C76D42"/>
+    <w:pPr>
+      <w:spacing w:line="240" w:lineRule="auto"/>
+    </w:pPr>
+    <w:tblPr>
+      <w:tblBorders>
+        <w:top w:val="single" w:sz="4" w:space="0" w:color="auto"/>
+        <w:left w:val="single" w:sz="4" w:space="0" w:color="auto"/>
+        <w:bottom w:val="single" w:sz="4" w:space="0" w:color="auto"/>
+        <w:right w:val="single" w:sz="4" w:space="0" w:color="auto"/>
+        <w:insideH w:val="single" w:sz="4" w:space="0" w:color="auto"/>
+        <w:insideV w:val="single" w:sz="4" w:space="0" w:color="auto"/>
+      </w:tblBorders>
+    </w:tblPr>
   </w:style>
 </w:styles>
 </file>
